--- a/Tops-Traning/Softskills/Soft Skills 1 Module 1 Communication.docx
+++ b/Tops-Traning/Softskills/Soft Skills 1 Module 1 Communication.docx
@@ -6,6 +6,168 @@
       <w:pPr>
         <w:spacing w:before="0" w:after="200" w:line="276"/>
         <w:ind w:right="0" w:left="0" w:firstLine="0"/>
+        <w:jc w:val="center"/>
+        <w:rPr>
+          <w:rFonts w:ascii="Calibri" w:hAnsi="Calibri" w:cs="Calibri" w:eastAsia="Calibri"/>
+          <w:color w:val="auto"/>
+          <w:spacing w:val="0"/>
+          <w:position w:val="0"/>
+          <w:sz w:val="60"/>
+          <w:shd w:fill="auto" w:val="clear"/>
+        </w:rPr>
+      </w:pPr>
+    </w:p>
+    <w:p>
+      <w:pPr>
+        <w:spacing w:before="0" w:after="200" w:line="276"/>
+        <w:ind w:right="0" w:left="0" w:firstLine="0"/>
+        <w:jc w:val="center"/>
+        <w:rPr>
+          <w:rFonts w:ascii="Calibri" w:hAnsi="Calibri" w:cs="Calibri" w:eastAsia="Calibri"/>
+          <w:color w:val="auto"/>
+          <w:spacing w:val="0"/>
+          <w:position w:val="0"/>
+          <w:sz w:val="60"/>
+          <w:shd w:fill="auto" w:val="clear"/>
+        </w:rPr>
+      </w:pPr>
+      <w:r>
+        <w:rPr>
+          <w:rFonts w:ascii="Calibri" w:hAnsi="Calibri" w:cs="Calibri" w:eastAsia="Calibri"/>
+          <w:color w:val="auto"/>
+          <w:spacing w:val="0"/>
+          <w:position w:val="0"/>
+          <w:sz w:val="60"/>
+          <w:shd w:fill="auto" w:val="clear"/>
+        </w:rPr>
+        <w:t xml:space="preserve">Soft Skills 1 Module 1 Communication</w:t>
+      </w:r>
+    </w:p>
+    <w:p>
+      <w:pPr>
+        <w:spacing w:before="0" w:after="200" w:line="276"/>
+        <w:ind w:right="0" w:left="0" w:firstLine="0"/>
+        <w:jc w:val="center"/>
+        <w:rPr>
+          <w:rFonts w:ascii="Calibri" w:hAnsi="Calibri" w:cs="Calibri" w:eastAsia="Calibri"/>
+          <w:color w:val="auto"/>
+          <w:spacing w:val="0"/>
+          <w:position w:val="0"/>
+          <w:sz w:val="60"/>
+          <w:shd w:fill="auto" w:val="clear"/>
+        </w:rPr>
+      </w:pPr>
+    </w:p>
+    <w:p>
+      <w:pPr>
+        <w:spacing w:before="0" w:after="200" w:line="276"/>
+        <w:ind w:right="0" w:left="0" w:firstLine="0"/>
+        <w:jc w:val="left"/>
+        <w:rPr>
+          <w:rFonts w:ascii="Calibri" w:hAnsi="Calibri" w:cs="Calibri" w:eastAsia="Calibri"/>
+          <w:color w:val="auto"/>
+          <w:spacing w:val="0"/>
+          <w:position w:val="0"/>
+          <w:sz w:val="32"/>
+          <w:shd w:fill="auto" w:val="clear"/>
+        </w:rPr>
+      </w:pPr>
+      <w:r>
+        <w:rPr>
+          <w:rFonts w:ascii="Calibri" w:hAnsi="Calibri" w:cs="Calibri" w:eastAsia="Calibri"/>
+          <w:color w:val="auto"/>
+          <w:spacing w:val="0"/>
+          <w:position w:val="0"/>
+          <w:sz w:val="36"/>
+          <w:shd w:fill="auto" w:val="clear"/>
+        </w:rPr>
+        <w:t xml:space="preserve">github :</w:t>
+      </w:r>
+      <w:r>
+        <w:rPr>
+          <w:rFonts w:ascii="Calibri" w:hAnsi="Calibri" w:cs="Calibri" w:eastAsia="Calibri"/>
+          <w:color w:val="auto"/>
+          <w:spacing w:val="0"/>
+          <w:position w:val="0"/>
+          <w:sz w:val="60"/>
+          <w:shd w:fill="auto" w:val="clear"/>
+        </w:rPr>
+        <w:t xml:space="preserve">  </w:t>
+      </w:r>
+      <w:hyperlink xmlns:r="http://schemas.openxmlformats.org/officeDocument/2006/relationships" r:id="docRId0">
+        <w:r>
+          <w:rPr>
+            <w:rFonts w:ascii="Calibri" w:hAnsi="Calibri" w:cs="Calibri" w:eastAsia="Calibri"/>
+            <w:color w:val="0000FF"/>
+            <w:spacing w:val="0"/>
+            <w:position w:val="0"/>
+            <w:sz w:val="32"/>
+            <w:u w:val="single"/>
+            <w:shd w:fill="auto" w:val="clear"/>
+          </w:rPr>
+          <w:t xml:space="preserve">https://github.com/goswami22/TOPS/blob/main/Tops-Traning/Softskills/Bhavesh%20Resume.pdf</w:t>
+        </w:r>
+      </w:hyperlink>
+    </w:p>
+    <w:p>
+      <w:pPr>
+        <w:spacing w:before="0" w:after="200" w:line="276"/>
+        <w:ind w:right="0" w:left="0" w:firstLine="0"/>
+        <w:jc w:val="left"/>
+        <w:rPr>
+          <w:rFonts w:ascii="Calibri" w:hAnsi="Calibri" w:cs="Calibri" w:eastAsia="Calibri"/>
+          <w:color w:val="auto"/>
+          <w:spacing w:val="0"/>
+          <w:position w:val="0"/>
+          <w:sz w:val="36"/>
+          <w:shd w:fill="auto" w:val="clear"/>
+        </w:rPr>
+      </w:pPr>
+    </w:p>
+    <w:p>
+      <w:pPr>
+        <w:spacing w:before="0" w:after="200" w:line="276"/>
+        <w:ind w:right="0" w:left="0" w:firstLine="0"/>
+        <w:jc w:val="left"/>
+        <w:rPr>
+          <w:rFonts w:ascii="Calibri" w:hAnsi="Calibri" w:cs="Calibri" w:eastAsia="Calibri"/>
+          <w:color w:val="auto"/>
+          <w:spacing w:val="0"/>
+          <w:position w:val="0"/>
+          <w:sz w:val="36"/>
+          <w:shd w:fill="auto" w:val="clear"/>
+        </w:rPr>
+      </w:pPr>
+      <w:r>
+        <w:rPr>
+          <w:rFonts w:ascii="Calibri" w:hAnsi="Calibri" w:cs="Calibri" w:eastAsia="Calibri"/>
+          <w:color w:val="auto"/>
+          <w:spacing w:val="0"/>
+          <w:position w:val="0"/>
+          <w:sz w:val="36"/>
+          <w:shd w:fill="auto" w:val="clear"/>
+        </w:rPr>
+        <w:t xml:space="preserve">Linkedin : </w:t>
+      </w:r>
+      <w:hyperlink xmlns:r="http://schemas.openxmlformats.org/officeDocument/2006/relationships" r:id="docRId1">
+        <w:r>
+          <w:rPr>
+            <w:rFonts w:ascii="Calibri" w:hAnsi="Calibri" w:cs="Calibri" w:eastAsia="Calibri"/>
+            <w:color w:val="0000FF"/>
+            <w:spacing w:val="0"/>
+            <w:position w:val="0"/>
+            <w:sz w:val="36"/>
+            <w:u w:val="single"/>
+            <w:shd w:fill="auto" w:val="clear"/>
+          </w:rPr>
+          <w:t xml:space="preserve">www.linkedin.com/in/bhavesh-goswami-dev</w:t>
+        </w:r>
+      </w:hyperlink>
+    </w:p>
+    <w:p>
+      <w:pPr>
+        <w:spacing w:before="0" w:after="200" w:line="276"/>
+        <w:ind w:right="0" w:left="0" w:firstLine="0"/>
         <w:jc w:val="left"/>
         <w:rPr>
           <w:rFonts w:ascii="Calibri" w:hAnsi="Calibri" w:cs="Calibri" w:eastAsia="Calibri"/>
@@ -16,6 +178,72 @@
           <w:shd w:fill="auto" w:val="clear"/>
         </w:rPr>
       </w:pPr>
+    </w:p>
+    <w:p>
+      <w:pPr>
+        <w:spacing w:before="0" w:after="200" w:line="276"/>
+        <w:ind w:right="0" w:left="0" w:firstLine="0"/>
+        <w:jc w:val="left"/>
+        <w:rPr>
+          <w:rFonts w:ascii="Calibri" w:hAnsi="Calibri" w:cs="Calibri" w:eastAsia="Calibri"/>
+          <w:color w:val="auto"/>
+          <w:spacing w:val="0"/>
+          <w:position w:val="0"/>
+          <w:sz w:val="36"/>
+          <w:shd w:fill="auto" w:val="clear"/>
+        </w:rPr>
+      </w:pPr>
+      <w:r>
+        <w:rPr>
+          <w:rFonts w:ascii="Calibri" w:hAnsi="Calibri" w:cs="Calibri" w:eastAsia="Calibri"/>
+          <w:color w:val="auto"/>
+          <w:spacing w:val="0"/>
+          <w:position w:val="0"/>
+          <w:sz w:val="36"/>
+          <w:shd w:fill="auto" w:val="clear"/>
+        </w:rPr>
+        <w:t xml:space="preserve">career centre: </w:t>
+      </w:r>
+      <w:hyperlink xmlns:r="http://schemas.openxmlformats.org/officeDocument/2006/relationships" r:id="docRId2">
+        <w:r>
+          <w:rPr>
+            <w:rFonts w:ascii="Calibri" w:hAnsi="Calibri" w:cs="Calibri" w:eastAsia="Calibri"/>
+            <w:color w:val="0000FF"/>
+            <w:spacing w:val="0"/>
+            <w:position w:val="0"/>
+            <w:sz w:val="36"/>
+            <w:u w:val="single"/>
+            <w:shd w:fill="auto" w:val="clear"/>
+          </w:rPr>
+          <w:t xml:space="preserve">https://careercenter.tops-int.com/resume</w:t>
+        </w:r>
+      </w:hyperlink>
+    </w:p>
+    <w:p>
+      <w:pPr>
+        <w:spacing w:before="0" w:after="200" w:line="276"/>
+        <w:ind w:right="0" w:left="0" w:firstLine="0"/>
+        <w:jc w:val="left"/>
+        <w:rPr>
+          <w:rFonts w:ascii="Calibri" w:hAnsi="Calibri" w:cs="Calibri" w:eastAsia="Calibri"/>
+          <w:color w:val="auto"/>
+          <w:spacing w:val="0"/>
+          <w:position w:val="0"/>
+          <w:sz w:val="22"/>
+          <w:shd w:fill="auto" w:val="clear"/>
+        </w:rPr>
+      </w:pPr>
+      <w:r>
+        <w:rPr>
+          <w:rFonts w:ascii="Calibri" w:hAnsi="Calibri" w:cs="Calibri" w:eastAsia="Calibri"/>
+          <w:color w:val="auto"/>
+          <w:spacing w:val="0"/>
+          <w:position w:val="0"/>
+          <w:sz w:val="36"/>
+          <w:shd w:fill="auto" w:val="clear"/>
+        </w:rPr>
+        <w:t xml:space="preserve"> </w:t>
+      </w:r>
     </w:p>
   </w:body>
 </w:document>

--- a/Tops-Traning/Softskills/Soft Skills 1 Module 1 Communication.docx
+++ b/Tops-Traning/Softskills/Soft Skills 1 Module 1 Communication.docx
@@ -105,7 +105,7 @@
             <w:u w:val="single"/>
             <w:shd w:fill="auto" w:val="clear"/>
           </w:rPr>
-          <w:t xml:space="preserve">https://github.com/goswami22/TOPS/blob/main/Tops-Traning/Softskills/Bhavesh%20Resume.pdf</w:t>
+          <w:t xml:space="preserve">https://github.com/goswami22/TOPS/blob/main/Tops-Traning/Softskills/Bhavesh%20Goswami%20-%20CV.pdf</w:t>
         </w:r>
       </w:hyperlink>
     </w:p>
